--- a/CES 25 Kiss Module Codebook.docx
+++ b/CES 25 Kiss Module Codebook.docx
@@ -11840,31 +11840,7 @@
           <w:lang w:val="en-US"/>
           <w14:ligatures w14:val="none"/>
         </w:rPr>
-        <w:t xml:space="preserve"> </w:t>
-      </w:r>
-      <w:proofErr w:type="spellStart"/>
-      <w:r>
-        <w:rPr>
-          <w:rFonts w:ascii="Arial" w:eastAsia="Times New Roman" w:hAnsi="Arial" w:cs="Times New Roman"/>
-          <w:kern w:val="0"/>
-          <w:sz w:val="22"/>
-          <w:szCs w:val="22"/>
-          <w:lang w:val="en-US"/>
-          <w14:ligatures w14:val="none"/>
-        </w:rPr>
-        <w:t>en</w:t>
-      </w:r>
-      <w:proofErr w:type="spellEnd"/>
-      <w:r>
-        <w:rPr>
-          <w:rFonts w:ascii="Arial" w:eastAsia="Times New Roman" w:hAnsi="Arial" w:cs="Times New Roman"/>
-          <w:kern w:val="0"/>
-          <w:sz w:val="22"/>
-          <w:szCs w:val="22"/>
-          <w:lang w:val="en-US"/>
-          <w14:ligatures w14:val="none"/>
-        </w:rPr>
-        <w:t xml:space="preserve"> </w:t>
+        <w:t xml:space="preserve"> en </w:t>
       </w:r>
       <w:proofErr w:type="gramStart"/>
       <w:r>
@@ -12781,31 +12757,7 @@
           <w:lang w:val="en-US"/>
           <w14:ligatures w14:val="none"/>
         </w:rPr>
-        <w:t xml:space="preserve"> </w:t>
-      </w:r>
-      <w:proofErr w:type="spellStart"/>
-      <w:r>
-        <w:rPr>
-          <w:rFonts w:ascii="Arial" w:eastAsia="Times New Roman" w:hAnsi="Arial" w:cs="Times New Roman"/>
-          <w:kern w:val="0"/>
-          <w:sz w:val="22"/>
-          <w:szCs w:val="22"/>
-          <w:lang w:val="en-US"/>
-          <w14:ligatures w14:val="none"/>
-        </w:rPr>
-        <w:t>en</w:t>
-      </w:r>
-      <w:proofErr w:type="spellEnd"/>
-      <w:r>
-        <w:rPr>
-          <w:rFonts w:ascii="Arial" w:eastAsia="Times New Roman" w:hAnsi="Arial" w:cs="Times New Roman"/>
-          <w:kern w:val="0"/>
-          <w:sz w:val="22"/>
-          <w:szCs w:val="22"/>
-          <w:lang w:val="en-US"/>
-          <w14:ligatures w14:val="none"/>
-        </w:rPr>
-        <w:t xml:space="preserve"> </w:t>
+        <w:t xml:space="preserve"> en </w:t>
       </w:r>
       <w:proofErr w:type="gramStart"/>
       <w:r>
@@ -13722,31 +13674,7 @@
           <w:lang w:val="en-US"/>
           <w14:ligatures w14:val="none"/>
         </w:rPr>
-        <w:t xml:space="preserve"> </w:t>
-      </w:r>
-      <w:proofErr w:type="spellStart"/>
-      <w:r>
-        <w:rPr>
-          <w:rFonts w:ascii="Arial" w:eastAsia="Times New Roman" w:hAnsi="Arial" w:cs="Times New Roman"/>
-          <w:kern w:val="0"/>
-          <w:sz w:val="22"/>
-          <w:szCs w:val="22"/>
-          <w:lang w:val="en-US"/>
-          <w14:ligatures w14:val="none"/>
-        </w:rPr>
-        <w:t>en</w:t>
-      </w:r>
-      <w:proofErr w:type="spellEnd"/>
-      <w:r>
-        <w:rPr>
-          <w:rFonts w:ascii="Arial" w:eastAsia="Times New Roman" w:hAnsi="Arial" w:cs="Times New Roman"/>
-          <w:kern w:val="0"/>
-          <w:sz w:val="22"/>
-          <w:szCs w:val="22"/>
-          <w:lang w:val="en-US"/>
-          <w14:ligatures w14:val="none"/>
-        </w:rPr>
-        <w:t xml:space="preserve"> </w:t>
+        <w:t xml:space="preserve"> en </w:t>
       </w:r>
       <w:proofErr w:type="gramStart"/>
       <w:r>
